--- a/plantilla-word/plantilla-documento-informativo-rd-723-2026.docx
+++ b/plantilla-word/plantilla-documento-informativo-rd-723-2026.docx
@@ -1506,7 +1506,7 @@
         <w:color w:val="5F5F5F"/>
         <w:sz w:val="15"/>
       </w:rPr>
-      <w:t xml:space="preserve">Plantilla gratuita de InfoContrato (infocontrato.es). Actualizado el 6 de octubre de 2026 conforme al Real Decreto 723/2026, de 9 de septiembre.</w:t>
+      <w:t xml:space="preserve">Plantilla gratuita de InfoContrato (infocontrato.es). Actualizado el 7 de octubre de 2026 conforme al Real Decreto 723/2026, de 9 de septiembre.</w:t>
     </w:r>
     <w:r>
       <w:tab/>

--- a/plantilla-word/plantilla-documento-informativo-rd-723-2026.docx
+++ b/plantilla-word/plantilla-documento-informativo-rd-723-2026.docx
@@ -1506,7 +1506,7 @@
         <w:color w:val="5F5F5F"/>
         <w:sz w:val="15"/>
       </w:rPr>
-      <w:t xml:space="preserve">Plantilla gratuita de InfoContrato (infocontrato.es). Actualizado el 7 de octubre de 2026 conforme al Real Decreto 723/2026, de 9 de septiembre.</w:t>
+      <w:t xml:space="preserve">Plantilla gratuita de InfoContrato (infocontrato.es). Actualizado el 8 de octubre de 2026 conforme al Real Decreto 723/2026, de 9 de septiembre.</w:t>
     </w:r>
     <w:r>
       <w:tab/>

--- a/plantilla-word/plantilla-documento-informativo-rd-723-2026.docx
+++ b/plantilla-word/plantilla-documento-informativo-rd-723-2026.docx
@@ -1506,7 +1506,7 @@
         <w:color w:val="5F5F5F"/>
         <w:sz w:val="15"/>
       </w:rPr>
-      <w:t xml:space="preserve">Plantilla gratuita de InfoContrato (infocontrato.es). Actualizado el 8 de octubre de 2026 conforme al Real Decreto 723/2026, de 9 de septiembre.</w:t>
+      <w:t xml:space="preserve">Plantilla gratuita de InfoContrato (infocontrato.es). Actualizado el 16 de octubre de 2026 conforme al Real Decreto 723/2026, de 9 de septiembre.</w:t>
     </w:r>
     <w:r>
       <w:tab/>

--- a/plantilla-word/plantilla-documento-informativo-rd-723-2026.docx
+++ b/plantilla-word/plantilla-documento-informativo-rd-723-2026.docx
@@ -1506,7 +1506,7 @@
         <w:color w:val="5F5F5F"/>
         <w:sz w:val="15"/>
       </w:rPr>
-      <w:t xml:space="preserve">Plantilla gratuita de InfoContrato (infocontrato.es). Actualizado el 16 de octubre de 2026 conforme al Real Decreto 723/2026, de 9 de septiembre.</w:t>
+      <w:t xml:space="preserve">Plantilla gratuita de InfoContrato (infocontrato.es). Actualizado el 17 de octubre de 2026 conforme al Real Decreto 723/2026, de 9 de septiembre.</w:t>
     </w:r>
     <w:r>
       <w:tab/>

--- a/plantilla-word/plantilla-documento-informativo-rd-723-2026.docx
+++ b/plantilla-word/plantilla-documento-informativo-rd-723-2026.docx
@@ -1506,7 +1506,7 @@
         <w:color w:val="5F5F5F"/>
         <w:sz w:val="15"/>
       </w:rPr>
-      <w:t xml:space="preserve">Plantilla gratuita de InfoContrato (infocontrato.es). Actualizado el 17 de octubre de 2026 conforme al Real Decreto 723/2026, de 9 de septiembre.</w:t>
+      <w:t xml:space="preserve">Plantilla gratuita de InfoContrato (infocontrato.es). Actualizado el 18 de octubre de 2026 conforme al Real Decreto 723/2026, de 9 de septiembre.</w:t>
     </w:r>
     <w:r>
       <w:tab/>

--- a/plantilla-word/plantilla-documento-informativo-rd-723-2026.docx
+++ b/plantilla-word/plantilla-documento-informativo-rd-723-2026.docx
@@ -1506,7 +1506,7 @@
         <w:color w:val="5F5F5F"/>
         <w:sz w:val="15"/>
       </w:rPr>
-      <w:t xml:space="preserve">Plantilla gratuita de InfoContrato (infocontrato.es). Actualizado el 18 de octubre de 2026 conforme al Real Decreto 723/2026, de 9 de septiembre.</w:t>
+      <w:t xml:space="preserve">Plantilla gratuita de InfoContrato (infocontrato.es). Actualizado el 19 de octubre de 2026 conforme al Real Decreto 723/2026, de 9 de septiembre.</w:t>
     </w:r>
     <w:r>
       <w:tab/>

--- a/plantilla-word/plantilla-documento-informativo-rd-723-2026.docx
+++ b/plantilla-word/plantilla-documento-informativo-rd-723-2026.docx
@@ -1506,7 +1506,7 @@
         <w:color w:val="5F5F5F"/>
         <w:sz w:val="15"/>
       </w:rPr>
-      <w:t xml:space="preserve">Plantilla gratuita de InfoContrato (infocontrato.es). Actualizado el 19 de octubre de 2026 conforme al Real Decreto 723/2026, de 9 de septiembre.</w:t>
+      <w:t xml:space="preserve">Plantilla gratuita de InfoContrato (infocontrato.es). Actualizado el 22 de octubre de 2026 conforme al Real Decreto 723/2026, de 9 de septiembre.</w:t>
     </w:r>
     <w:r>
       <w:tab/>

--- a/plantilla-word/plantilla-documento-informativo-rd-723-2026.docx
+++ b/plantilla-word/plantilla-documento-informativo-rd-723-2026.docx
@@ -1506,7 +1506,7 @@
         <w:color w:val="5F5F5F"/>
         <w:sz w:val="15"/>
       </w:rPr>
-      <w:t xml:space="preserve">Plantilla gratuita de InfoContrato (infocontrato.es). Actualizado el 22 de octubre de 2026 conforme al Real Decreto 723/2026, de 9 de septiembre.</w:t>
+      <w:t xml:space="preserve">Plantilla gratuita de InfoContrato (infocontrato.es). Actualizado el 25 de octubre de 2026 conforme al Real Decreto 723/2026, de 9 de septiembre.</w:t>
     </w:r>
     <w:r>
       <w:tab/>

--- a/plantilla-word/plantilla-documento-informativo-rd-723-2026.docx
+++ b/plantilla-word/plantilla-documento-informativo-rd-723-2026.docx
@@ -1506,7 +1506,7 @@
         <w:color w:val="5F5F5F"/>
         <w:sz w:val="15"/>
       </w:rPr>
-      <w:t xml:space="preserve">Plantilla gratuita de InfoContrato (infocontrato.es). Actualizado el 25 de octubre de 2026 conforme al Real Decreto 723/2026, de 9 de septiembre.</w:t>
+      <w:t xml:space="preserve">Plantilla gratuita de InfoContrato (infocontrato.es). Actualizado el 27 de octubre de 2026 conforme al Real Decreto 723/2026, de 9 de septiembre.</w:t>
     </w:r>
     <w:r>
       <w:tab/>
